--- a/sample_outputs/prorated/report_1999484eff5bf252.docx
+++ b/sample_outputs/prorated/report_1999484eff5bf252.docx
@@ -269,7 +269,7 @@
         <w:rPr>
           <w:sz w:val="18"/>
         </w:rPr>
-        <w:t>Instrument version synthetic_v1; engine 0.1.1</w:t>
+        <w:t>Instrument version synthetic_v1; engine 0.2.0</w:t>
       </w:r>
     </w:p>
     <w:p>
